--- a/ndb-pain-regional-variation-japan/output/lancet_rh_wp/LRH_manuscript_EN.docx
+++ b/ndb-pain-regional-variation-japan/output/lancet_rh_wp/LRH_manuscript_EN.docx
@@ -11,7 +11,7 @@
           <w:b/>
           <w:sz w:val="28"/>
         </w:rPr>
-        <w:t>Regional Heterogeneity in Pain-Related Prescribing Across Japan’s 47 Prefectures Challenges a Stoic Monolithic Patient Stereotype: an ecological study</w:t>
+        <w:t>Do Cultural Labels Predict Analgesic Need? A 47-Prefecture Ecological Study of Pain Prescribing Variation in Japan</w:t>
       </w:r>
     </w:p>
     <w:p/>
@@ -72,7 +72,7 @@
         <w:t xml:space="preserve">Background </w:t>
       </w:r>
       <w:r>
-        <w:t>Cross-cultural research characterises Japanese people as stoic toward pain, yet whether this endurance varies regionally within Japan remains unexplored. Japan’s National Database of Health Insurance Claims (NDB) provides population-complete prescribing data that enables mapping of pain-related healthcare utilisation across all 47 prefectures.</w:t>
+        <w:t>Clinicians frequently rely on cultural labels—such as “Japanese patients are stoic”—when estimating analgesic requirements. Yet whether pain-related prescribing actually varies within Japan has not been examined at the population level. Japan’s National Database of Health Insurance Claims (NDB) provides population-complete prescribing data that enables direct testing of whether cultural labels predict analgesic use across all 47 prefectures.</w:t>
       </w:r>
     </w:p>
     <w:p>
@@ -105,7 +105,7 @@
         <w:t xml:space="preserve">Interpretation </w:t>
       </w:r>
       <w:r>
-        <w:t>Nearly twofold within-country variation in pain-related prescribing challenges the assumption that “Japanese” constitutes a uniform category for pain behaviour. Confounding diseases, particularly diabetes, substantially modified the apparent regional pattern, underscoring the need for confounder adjustment in ecological pain studies. Individualised pain assessment should replace culturally stereotyped assumptions in clinical practice throughout the Western Pacific region and beyond.</w:t>
+        <w:t>Nearly twofold within-country variation demonstrates that cultural labels do not predict analgesic need at the population level. Confounding diseases, particularly diabetes, substantially modified the apparent regional pattern, underscoring the need for confounder adjustment in ecological pain studies. Any clinician—whether surgeon, internist, or pain specialist—who adjusts prescribing based on a patient’s cultural background rather than individual assessment risks both over- and under-treatment.</w:t>
       </w:r>
     </w:p>
     <w:p>
@@ -145,7 +145,7 @@
         <w:t xml:space="preserve">Evidence before this study </w:t>
       </w:r>
       <w:r>
-        <w:t>We searched PubMed and Google Scholar for studies published up to January 2025 using the terms "pain" AND ("regional variation" OR "geographic variation" OR "ecological") AND "Japan", with no language restrictions. Cross-cultural studies consistently characterise Japanese people as stoic toward pain, yet all prior comparisons treated Japan as a homogeneous unit. Wakaizumi et al (2024) reported 1·6-fold regional variation in chronic pain prevalence across Japanese prefectures using an internet survey, and Matsuoka et al (2025) found 4-fold variation in cancer opioid prescribing. No study has mapped perioperative analgesic or neuropathic pain prescribing across all 47 prefectures using population-complete claims data.</w:t>
+        <w:t>We searched PubMed and Google Scholar for studies published up to January 2025 using the terms "pain" AND ("regional variation" OR "geographic variation" OR "ecological") AND "Japan", with no language restrictions. Cross-cultural studies consistently characterise Japanese people as stoic toward pain, yet all prior comparisons treated Japan as a homogeneous unit. Wakaizumi et al (2024) reported 1·6-fold regional variation in chronic pain prevalence across Japanese prefectures using an internet survey, and Matsuoka et al (2025) found 4-fold variation in cancer opioid prescribing. No study has tested whether cultural labels predict actual analgesic prescribing across all 47 prefectures using population-complete claims data.</w:t>
       </w:r>
     </w:p>
     <w:p>
@@ -169,7 +169,7 @@
         <w:t xml:space="preserve">Implications of all the available evidence </w:t>
       </w:r>
       <w:r>
-        <w:t>These findings demonstrate that pain-related prescribing is not uniform within Japan, undermining the assumption that national cultural labels predict individual pain behaviour. Clinicians in the Western Pacific region and beyond should avoid ethnic stereotyping when assessing pain in Japanese and other East Asian patients. The within-database confounder-adjustment framework demonstrated here is replicable in other countries with national claims databases.</w:t>
+        <w:t>Cultural labels do not predict analgesic need: pain-related prescribing is not uniform within Japan despite the widespread perception of uniform stoicism. Clinicians—surgeons, internists, and pain specialists alike—should base analgesic decisions on individual patient assessment rather than cultural assumptions. The within-database confounder-adjustment framework demonstrated here is replicable in other countries with national claims databases.</w:t>
       </w:r>
     </w:p>
     <w:p>
@@ -191,7 +191,7 @@
     </w:p>
     <w:p>
       <w:r>
-        <w:t>Pain is a universal experience, yet its expression and management are profoundly shaped by culture.</w:t>
+        <w:t>When prescribing analgesics, clinicians routinely make assumptions about how much pain a patient can tolerate. These assumptions are often anchored to cultural labels.</w:t>
       </w:r>
       <w:r>
         <w:rPr>
@@ -221,7 +221,7 @@
         <w:t>4</w:t>
       </w:r>
       <w:r>
-        <w:t xml:space="preserve"> Japan is consistently characterised as stoic toward pain: Hobara found that Japanese respondents rated pain behaviours as less appropriate than Euro-Americans,</w:t>
+        <w:t xml:space="preserve"> Japan is a case in point: Hobara found that Japanese respondents rated pain behaviours as less appropriate than Euro-Americans,</w:t>
       </w:r>
       <w:r>
         <w:rPr>
@@ -241,7 +241,7 @@
         <w:t>6</w:t>
       </w:r>
       <w:r>
-        <w:t xml:space="preserve"> This culturally mediated endurance, encapsulated by the Japanese concept of gaman (我慢, patient endurance), carries clinical risk when clinicians assume that a stoic presentation indicates lower analgesic need.</w:t>
+        <w:t xml:space="preserve"> The resulting cultural label—“Japanese patients are stoic”—carries clinical risk whenever a clinician—whether surgeon, internist, or anaesthesiologist—assumes that a stoic presentation indicates lower analgesic need.</w:t>
       </w:r>
     </w:p>
     <w:p>
@@ -1872,7 +1872,7 @@
     </w:p>
     <w:p>
       <w:r>
-        <w:t>This study is the first to map perioperative and chronic pain-related prescribing across all 47 prefectures of Japan, leveraging freely available NDB Open Data that capture virtually the entire insured population. Three principal findings have implications for clinical practice and health policy across the Western Pacific region.</w:t>
+        <w:t>This study is the first to map perioperative and chronic pain-related prescribing across all 47 prefectures of Japan, leveraging freely available NDB Open Data that capture virtually the entire insured population. The answer to the question posed in the title is no: cultural labels do not predict analgesic need. Three principal findings support this conclusion and carry implications for any clinician who prescribes analgesics.</w:t>
       </w:r>
     </w:p>
     <w:p>
@@ -1884,7 +1884,7 @@
           <w:rFonts w:ascii="Times New Roman" w:hAnsi="Times New Roman"/>
           <w:color w:val="000000"/>
         </w:rPr>
-        <w:t>Regional variation challenges the monolithic stereotype</w:t>
+        <w:t>Cultural labels fail: 1·97-fold variation within one culture</w:t>
       </w:r>
     </w:p>
     <w:p>
@@ -1921,12 +1921,12 @@
           <w:rFonts w:ascii="Times New Roman" w:hAnsi="Times New Roman"/>
           <w:color w:val="000000"/>
         </w:rPr>
-        <w:t>Clinical implications: beyond cultural stereotyping</w:t>
+        <w:t>Why this matters for every prescriber</w:t>
       </w:r>
     </w:p>
     <w:p>
       <w:r>
-        <w:t>The 1·97-fold within-Japan variation has direct clinical relevance beyond the domestic context. A large body of evidence demonstrates that ethnic and cultural stereotypes influence clinician pain assessment and analgesic prescribing. Anderson et al showed that racial and ethnic minorities in the United States consistently receive less adequate pain management across acute, chronic, cancer, and palliative settings.</w:t>
+        <w:t>The 1·97-fold within-Japan variation has direct clinical relevance for any physician who writes an analgesic prescription—not only pain specialists but also surgeons, internists, and general practitioners. A large body of evidence demonstrates that cultural stereotypes influence clinician pain assessment and prescribing behaviour. Anderson et al showed that racial and ethnic minorities in the United States consistently receive less adequate pain management across acute, chronic, cancer, and palliative settings.</w:t>
       </w:r>
       <w:r>
         <w:rPr>
@@ -1959,7 +1959,7 @@
     </w:p>
     <w:p>
       <w:r>
-        <w:t>This risk is compounded by the widespread perception of Japan as a culturally and ethnically homogeneous society. The nihonjinron discourse (theories of Japanese uniqueness) has long promoted the notion that Japanese people constitute a uniform population sharing a single set of behavioural norms.</w:t>
+        <w:t>The broader lesson is that within-country heterogeneity in pain prescribing challenges the use of national cultural stereotypes in clinical practice—not only in Japan but in any country where cultural generalisations guide prescribing decisions. The nihonjinron discourse (theories of Japanese uniqueness) has long promoted the notion that Japanese people constitute a uniform population sharing a single set of behavioural norms.</w:t>
       </w:r>
       <w:r>
         <w:rPr>
@@ -1979,7 +1979,7 @@
         <w:t>20</w:t>
       </w:r>
       <w:r>
-        <w:t xml:space="preserve"> In the clinical context, the combination of two stereotypes—“Japanese are stoic” and “Japanese are homogeneous”—creates a doubly misleading assumption: that all Japanese patients will tolerate pain equally and require less analgesia. Our finding of 1·97-fold within-Japan variation directly refutes this assumption.</w:t>
+        <w:t xml:space="preserve"> In the clinical context, the combination of two stereotypes—“Japanese are stoic” and “Japanese are homogeneous”—creates a doubly misleading assumption: that all Japanese patients will tolerate pain equally and require less analgesia. Our finding of 1·97-fold within-Japan variation directly refutes this assumption. If this degree of heterogeneity exists within a society widely regarded as culturally uniform, the same fragility of cultural labels likely applies to every other national-level pain stereotype—“Stoic Scandinavians,” “expressive Mediterranean patients,” or any similar generalisation that reduces a diverse population to a single behavioural expectation.</w:t>
       </w:r>
     </w:p>
     <w:p>
@@ -2097,7 +2097,7 @@
     </w:p>
     <w:p>
       <w:r>
-        <w:t>This exploratory study demonstrates that Japan’s NDB Open Data can serve as a hypothesis-generating platform for population-level pain research. Future studies using the NDB sampling dataset (Level 3 access) could enable individual-level longitudinal tracking from surgery to new neuropathic pain prescriptions, providing a direct CPSP measure. Procedure-specific analyses (eg, total knee arthroplasty, mastectomy) would reduce surgical case-mix confounding. From an international perspective, prospective studies examining how cultural stereotypes influence analgesic prescribing for Japanese patients in multicultural clinical settings would directly test whether the “stoic Japanese” label translates into therapeutic disadvantage. Such research is increasingly urgent as global migration and medical tourism expose more patients to healthcare systems unfamiliar with their cultural background.</w:t>
+        <w:t>This exploratory study demonstrates that Japan’s NDB Open Data can serve as a hypothesis-generating platform for population-level pain research. Future studies using the NDB sampling dataset (Level 3 access) could enable individual-level longitudinal tracking from surgery to new neuropathic pain prescriptions, providing a direct CPSP measure. Procedure-specific analyses (eg, total knee arthroplasty, mastectomy) would reduce surgical case-mix confounding. From an international perspective, replicating this within-country ecological framework in other nations with national claims databases (eg, South Korea, Taiwan, the UK) would test whether within-country prescribing heterogeneity is the rule rather than the exception—further undermining the validity of national-level cultural stereotypes in clinical decision-making. Prospective studies examining how cultural assumptions influence analgesic prescribing in multicultural clinical settings would directly test whether stereotyped labels translate into therapeutic disadvantage. Such research is increasingly urgent as global migration and medical tourism expose more patients to healthcare systems unfamiliar with their cultural background.</w:t>
       </w:r>
     </w:p>
     <w:p>
@@ -2114,7 +2114,7 @@
     </w:p>
     <w:p>
       <w:r>
-        <w:t>Despite Japan’s culturally ingrained norm of pain endurance (gaman), perioperative and chronic pain-related prescribing varies up to 1·97-fold across prefectures. Confounding diseases, particularly diabetes, substantially modify the apparent regional pattern of neuropathic pain prescribing. These findings demonstrate that Japan’s pain culture is not monolithic. Treating “Japanese” as a uniform category for pain behaviour risks inadequate analgesia for Japanese patients treated domestically and abroad—and the same principle applies to every cultural label applied to any patient population. Individualised pain assessment should replace culturally stereotyped assumptions to ensure equitable perioperative care across all clinical settings in the Western Pacific region and beyond.</w:t>
+        <w:t>Do cultural labels predict analgesic need? Our population-complete data show they do not. Despite Japan’s culturally ingrained norm of pain endurance (gaman), perioperative and chronic pain-related prescribing varies up to 1·97-fold across prefectures. Confounding diseases, particularly diabetes, substantially modify the apparent regional pattern of neuropathic pain prescribing. Any clinician—surgeon, internist, or anaesthesiologist—who adjusts analgesic dosing based on the label “Japanese patient” risks both over- and under-treatment. The same principle applies to every cultural label applied to any patient population. Individualised pain assessment should replace culturally stereotyped assumptions to ensure equitable care across all clinical settings in the Western Pacific region and beyond.</w:t>
       </w:r>
     </w:p>
     <w:p/>

--- a/ndb-pain-regional-variation-japan/output/lancet_rh_wp/LRH_manuscript_EN.docx
+++ b/ndb-pain-regional-variation-japan/output/lancet_rh_wp/LRH_manuscript_EN.docx
@@ -72,7 +72,7 @@
         <w:t xml:space="preserve">Background </w:t>
       </w:r>
       <w:r>
-        <w:t>Clinicians frequently rely on cultural labels—such as “Japanese patients are stoic”—when estimating analgesic requirements. Yet whether pain-related prescribing actually varies within Japan has not been examined at the population level. Japan’s National Database of Health Insurance Claims (NDB) provides population-complete prescribing data that enables direct testing of whether cultural labels predict analgesic use across all 47 prefectures.</w:t>
+        <w:t>Clinicians frequently rely on cultural labels—such as “Japanese patients are stoic”—when estimating analgesic requirements, yet whether pain-related prescribing varies within Japan has not been examined at the population level. Japan’s National Database of Health Insurance Claims (NDB) provides population-complete prescribing data enabling direct testing of whether cultural labels predict analgesic use.</w:t>
       </w:r>
     </w:p>
     <w:p>
@@ -83,7 +83,7 @@
         <w:t xml:space="preserve">Methods </w:t>
       </w:r>
       <w:r>
-        <w:t>This ecological study used the 10th edition of Japan’s NDB Open Data (population-complete insurance claims, April 2023–March 2024) to map pain-related prescribing across all 47 prefectures and nine regional blocks. Phase 1 examined acute perioperative analgesic prescribing (NSAIDs, opioid alkaloids, synthetic narcotics) per inpatient surgery. Phase 2 examined outpatient neuropathic pain drug prescribing (pregabalin, mirogabalin, duloxetine, tramadol, neurotropin) as a chronic postsurgical pain (CPSP) proxy, adjusted for confounding diseases (diabetic neuropathy, postherpetic neuralgia, depression, anxiety) using multiple regression. Per-capita rates supplemented per-surgery indices.</w:t>
+        <w:t>This ecological study used the 10th edition of Japan’s NDB Open Data (population-complete insurance claims, April 2023–March 2024) to map pain-related prescribing across all 47 prefectures and nine regional blocks. Phase 1 examined acute perioperative analgesic prescribing (NSAIDs, opioid alkaloids, synthetic narcotics) per inpatient surgery. Phase 2 examined outpatient neuropathic pain drug prescribing (pregabalin, mirogabalin, duloxetine, tramadol, neurotropin) as a chronic postsurgical pain (CPSP) proxy, adjusted for confounding diseases (diabetic neuropathy, postherpetic neuralgia, depression, anxiety) using multiple regression. Standardised claim ratios (SCR) using indirect age-sex standardisation confirmed findings independent of demographic composition.</w:t>
       </w:r>
     </w:p>
     <w:p>
@@ -94,7 +94,7 @@
         <w:t xml:space="preserve">Findings </w:t>
       </w:r>
       <w:r>
-        <w:t>In Phase 1, the inpatient analgesic-per-surgery index varied 1·97-fold across prefectures (Gifu 25·20 to Kagoshima 49·75; Kruskal–Wallis P&lt;0·001). Tohoku—traditionally considered Japan’s most stoic region—prescribed more, not fewer, analgesics (mean 39·97 vs non-Tohoku 35·17; Cohen’s d=0·87), and this pattern was consistent across all three drug classes. In Phase 2, unadjusted neuropathic pain prescribing showed a large Tohoku excess (d=2.81), but diabetes drug prescribing was a strong confounder (r=0·87). After adjustment for all four disease proxies, the Tohoku effect was attenuated by 84% and became nonsignificant (P=0.32).</w:t>
+        <w:t>In Phase 1, the inpatient analgesic-per-surgery index varied 1·97-fold across prefectures (Gifu 25·20 to Kagoshima 49·75; Kruskal–Wallis P&lt;0·001). Tohoku—traditionally considered Japan’s most stoic region—prescribed more, not fewer, analgesics (mean 39·97 vs non-Tohoku 35·17; Cohen’s d=0·87), and this pattern was consistent across all three drug classes. In Phase 2, unadjusted neuropathic pain prescribing showed a large Tohoku excess (d=2.81), but diabetes drug prescribing was a strong confounder (r=0·87). After adjustment for all four disease proxies, the Tohoku effect was attenuated by 84% and became nonsignificant (P=0.32). SCR confirmed 2.33-fold variation in analgesic prescribing after age-sex standardisation.</w:t>
       </w:r>
     </w:p>
     <w:p>
@@ -157,7 +157,7 @@
         <w:t xml:space="preserve">Added value of this study </w:t>
       </w:r>
       <w:r>
-        <w:t>Using Japan’s NDB Open Data covering the entire insured population (≈125 million people), we found 1·97-fold variation in acute perioperative analgesic prescribing and substantial regional clustering. Tohoku—traditionally perceived as Japan’s most stoic region—prescribed more analgesics, not fewer. The apparent Tohoku excess in neuropathic pain prescribing was largely explained by confounding disease prevalence (especially diabetes), demonstrating that ecological pain studies must adjust for disease confounders. Per-capita neuropathic pain prescribing rates confirmed the prefecture-level heterogeneity.</w:t>
+        <w:t>Using Japan’s NDB Open Data covering the entire insured population (≈125 million people), we found 1·97-fold variation in acute perioperative analgesic prescribing and substantial regional clustering. Tohoku—traditionally perceived as Japan’s most stoic region—prescribed more analgesics, not fewer. The apparent Tohoku excess in neuropathic pain prescribing was largely explained by confounding disease prevalence (especially diabetes), demonstrating that ecological pain studies must adjust for disease confounders. Per-capita neuropathic pain prescribing rates and age-sex standardised claim ratios confirmed the prefecture-level heterogeneity.</w:t>
       </w:r>
     </w:p>
     <w:p>
@@ -412,7 +412,7 @@
         <w:t>11</w:t>
       </w:r>
       <w:r>
-        <w:t xml:space="preserve"> The NDB captures claims from all insurers within Japan’s universal coverage system, encompassing approximately 125 million insured individuals. Aggregate prescription and procedure data are published at the prefecture level (n=47) with suppression of cells containing fewer than ten events. Prefecture-level population estimates from the Statistics Bureau of Japan were used to compute per-capita rates.</w:t>
+        <w:t xml:space="preserve"> The NDB captures claims from all insurers within Japan’s universal coverage system, encompassing approximately 125 million insured individuals. Aggregate prescription and procedure data are published at the prefecture level (n=47) with suppression of cells containing fewer than ten events. Prefecture-level population estimates (October 2023, by five-year age group and sex) from the Statistics Bureau of Japan were used to compute per-capita rates and standardised claim ratios (SCR).</w:t>
       </w:r>
     </w:p>
     <w:p>
@@ -543,6 +543,33 @@
     <w:p>
       <w:r>
         <w:t>The adjusted CPSP index was derived as residuals from regressing neuropathic pain prescribing on the four confounder proxies. Pearson and Spearman correlations assessed inter-index relationships. All analyses used Python 3.11 (NumPy 1.24, SciPy 1.11, matplotlib 3.8).</w:t>
+      </w:r>
+    </w:p>
+    <w:p>
+      <w:pPr>
+        <w:pStyle w:val="Heading2"/>
+      </w:pPr>
+      <w:r>
+        <w:rPr>
+          <w:rFonts w:ascii="Times New Roman" w:hAnsi="Times New Roman"/>
+          <w:color w:val="000000"/>
+        </w:rPr>
+        <w:t>Age-sex standardisation</w:t>
+      </w:r>
+    </w:p>
+    <w:p>
+      <w:r>
+        <w:t>Standardised claim ratios (SCR) were computed by indirect age-sex standardisation, following the method of Taira et al.</w:t>
+      </w:r>
+      <w:r>
+        <w:rPr>
+          <w:sz w:val="20"/>
+          <w:vertAlign w:val="superscript"/>
+        </w:rPr>
+        <w:t>14</w:t>
+      </w:r>
+      <w:r>
+        <w:t xml:space="preserve"> National age-sex-specific prescription rates (18 five-year age groups × 2 sexes) from the NDB sex-age table were applied to each prefecture’s population structure from the October 2023 population estimates. SCR = (observed / expected) × 100, where expected is the sum of national age-sex rates weighted by the prefecture’s demographic composition.</w:t>
       </w:r>
     </w:p>
     <w:p>
@@ -1860,6 +1887,23 @@
     </w:p>
     <w:p>
       <w:pPr>
+        <w:pStyle w:val="Heading2"/>
+      </w:pPr>
+      <w:r>
+        <w:rPr>
+          <w:rFonts w:ascii="Times New Roman" w:hAnsi="Times New Roman"/>
+          <w:color w:val="000000"/>
+        </w:rPr>
+        <w:t>Age-sex standardised claim ratios</w:t>
+      </w:r>
+    </w:p>
+    <w:p>
+      <w:r>
+        <w:t>After indirect age-sex standardisation, inpatient analgesic SCR ranged from 63.6 to 147.9 (2.33-fold variation), confirming that the prescribing heterogeneity was not attributable to differences in prefectural age-sex composition. Outpatient neuropathic pain drug SCR ranged from 74.7 to 152.0 (2.04-fold). Tohoku retained elevated neuropathic pain SCR (mean 126.3) relative to non-Tohoku prefectures (96.3), consistent with the crude analysis.</w:t>
+      </w:r>
+    </w:p>
+    <w:p>
+      <w:pPr>
         <w:pStyle w:val="Heading1"/>
       </w:pPr>
       <w:r>
@@ -2070,17 +2114,7 @@
     </w:p>
     <w:p>
       <w:r>
-        <w:t>The main limitations are inherent to the ecological design. The unit of analysis is the prefecture, not the individual patient; ecological correlations may not reflect individual-level associations (ecological fallacy). NDB Open Data do not contain diagnosis codes, so CPSP cannot be directly identified; the neuropathic pain drug proxy captures all indications, not CPSP specifically. Drug prescribing proxies may not capture disease prevalence accurately (eg, fibromyalgia has no specific drug proxy and shares pregabalin as first-line treatment). The cross-sectional design cannot distinguish temporal sequences (surgery → acute pain → CPSP), and unmeasured confounders such as age distribution, surgical case mix, and regional prescribing culture may contribute to residual variation. Age-sex stratified data were not available at the drug-prefecture level in the current NDB release, precluding computation of standardised claim ratios as used by Taira et al;</w:t>
-      </w:r>
-      <w:r>
-        <w:rPr>
-          <w:sz w:val="20"/>
-          <w:vertAlign w:val="superscript"/>
-        </w:rPr>
-        <w:t>14</w:t>
-      </w:r>
-      <w:r>
-        <w:t xml:space="preserve"> future editions may enable this refinement.</w:t>
+        <w:t>The main limitations are inherent to the ecological design. The unit of analysis is the prefecture, not the individual patient; ecological correlations may not reflect individual-level associations (ecological fallacy). NDB Open Data do not contain diagnosis codes, so CPSP cannot be directly identified; the neuropathic pain drug proxy captures all indications, not CPSP specifically. Drug prescribing proxies may not capture disease prevalence accurately (eg, fibromyalgia has no specific drug proxy and shares pregabalin as first-line treatment). The cross-sectional design cannot distinguish temporal sequences (surgery → acute pain → CPSP), and unmeasured confounders such as surgical case mix and regional prescribing culture may contribute to residual variation. Although indirect age-sex standardisation via SCR confirmed that demographic composition did not explain the observed heterogeneity, individual-level confounders remain unmeasured in the aggregate NDB data.</w:t>
       </w:r>
     </w:p>
     <w:p>

--- a/ndb-pain-regional-variation-japan/output/lancet_rh_wp/LRH_manuscript_EN.docx
+++ b/ndb-pain-regional-variation-japan/output/lancet_rh_wp/LRH_manuscript_EN.docx
@@ -2126,12 +2126,29 @@
           <w:rFonts w:ascii="Times New Roman" w:hAnsi="Times New Roman"/>
           <w:color w:val="000000"/>
         </w:rPr>
+        <w:t>Regional stigma in an era of mobility</w:t>
+      </w:r>
+    </w:p>
+    <w:p>
+      <w:r>
+        <w:t>Beyond the statistical evidence, the very premise of region-based stereotyping is increasingly untenable in contemporary Japan and across the Western Pacific. Domestic migration, urbanisation, and an ageing workforce have fundamentally reshaped the demographic composition of every prefecture. A patient presenting in a Tokyo emergency department may have been born in Aomori, educated in Osaka, and working in Yokohama—rendering any assumption based on their prefecture of residence meaningless. Internationally, the growth of medical tourism and expatriate healthcare in the Asia-Pacific region means that clinicians encounter patients from diverse cultural backgrounds with increasing frequency. In this context, applying regional or national stereotypes—whether “Tohoku patients are stoic” or “Japanese patients tolerate pain well”—is not merely inaccurate but potentially harmful. Medicine is, and must remain, an encounter between a clinician and an individual patient—not between a clinician and a cultural category. Individualised assessment—through structured pain scales, functional outcome measures, and, where available, objective nociception monitoring—provides the only reliable basis for analgesic decision-making in a mobile, multicultural world.</w:t>
+      </w:r>
+    </w:p>
+    <w:p>
+      <w:pPr>
+        <w:pStyle w:val="Heading2"/>
+      </w:pPr>
+      <w:r>
+        <w:rPr>
+          <w:rFonts w:ascii="Times New Roman" w:hAnsi="Times New Roman"/>
+          <w:color w:val="000000"/>
+        </w:rPr>
         <w:t>Implications and future directions</w:t>
       </w:r>
     </w:p>
     <w:p>
       <w:r>
-        <w:t>This exploratory study demonstrates that Japan’s NDB Open Data can serve as a hypothesis-generating platform for population-level pain research. Future studies using the NDB sampling dataset (Level 3 access) could enable individual-level longitudinal tracking from surgery to new neuropathic pain prescriptions, providing a direct CPSP measure. Procedure-specific analyses (eg, total knee arthroplasty, mastectomy) would reduce surgical case-mix confounding. From an international perspective, replicating this within-country ecological framework in other nations with national claims databases (eg, South Korea, Taiwan, the UK) would test whether within-country prescribing heterogeneity is the rule rather than the exception—further undermining the validity of national-level cultural stereotypes in clinical decision-making. Prospective studies examining how cultural assumptions influence analgesic prescribing in multicultural clinical settings would directly test whether stereotyped labels translate into therapeutic disadvantage. Such research is increasingly urgent as global migration and medical tourism expose more patients to healthcare systems unfamiliar with their cultural background.</w:t>
+        <w:t>This exploratory study demonstrates that Japan’s NDB Open Data can serve as a hypothesis-generating platform for population-level pain research. Future studies using the NDB sampling dataset (Level 3 access) could enable individual-level longitudinal tracking from surgery to new neuropathic pain prescriptions, providing a direct CPSP measure. Procedure-specific analyses (eg, total knee arthroplasty, mastectomy) would reduce surgical case-mix confounding. From an international perspective, replicating this within-country ecological framework in other nations with national claims databases (eg, South Korea, Taiwan, the UK) would test whether within-country prescribing heterogeneity is the rule rather than the exception—further undermining the validity of national-level cultural stereotypes in clinical decision-making.</w:t>
       </w:r>
     </w:p>
     <w:p>

--- a/ndb-pain-regional-variation-japan/output/lancet_rh_wp/LRH_manuscript_EN.docx
+++ b/ndb-pain-regional-variation-japan/output/lancet_rh_wp/LRH_manuscript_EN.docx
@@ -2131,7 +2131,7 @@
     </w:p>
     <w:p>
       <w:r>
-        <w:t>Beyond the statistical evidence, the very premise of region-based stereotyping is increasingly untenable in contemporary Japan and across the Western Pacific. Domestic migration, urbanisation, and an ageing workforce have fundamentally reshaped the demographic composition of every prefecture. A patient presenting in a Tokyo emergency department may have been born in Aomori, educated in Osaka, and working in Yokohama—rendering any assumption based on their prefecture of residence meaningless. Internationally, the growth of medical tourism and expatriate healthcare in the Asia-Pacific region means that clinicians encounter patients from diverse cultural backgrounds with increasing frequency. In this context, applying regional or national stereotypes—whether “Tohoku patients are stoic” or “Japanese patients tolerate pain well”—is not merely inaccurate but potentially harmful. Medicine is, and must remain, an encounter between a clinician and an individual patient—not between a clinician and a cultural category. Individualised assessment—through structured pain scales, functional outcome measures, and, where available, objective nociception monitoring—provides the only reliable basis for analgesic decision-making in a mobile, multicultural world.</w:t>
+        <w:t>Beyond the statistical evidence, the very premise of region-based stereotyping is increasingly untenable in contemporary Japan and across the Western Pacific. Domestic migration, urbanisation, and an ageing workforce have fundamentally reshaped the demographic composition of every prefecture. A patient presenting in a Singapore hospital may have been born in Japan, raised in Australia, and working across Southeast Asia—rendering any assumption based on nationality or ethnicity meaningless. Internationally, the growth of medical tourism and expatriate healthcare in the Asia-Pacific region means that clinicians encounter patients from diverse cultural backgrounds with increasing frequency. In this context, applying regional or national stereotypes—whether “Tohoku patients are stoic” or “Japanese patients tolerate pain well”—is not merely inaccurate but potentially harmful. Medicine is, and must remain, an encounter between a clinician and an individual patient—not between a clinician and a cultural category. Individualised assessment—through structured pain scales, functional outcome measures, and, where available, objective nociception monitoring—provides the only reliable basis for analgesic decision-making in a mobile, multicultural world.</w:t>
       </w:r>
     </w:p>
     <w:p>

--- a/ndb-pain-regional-variation-japan/output/lancet_rh_wp/LRH_manuscript_EN.docx
+++ b/ndb-pain-regional-variation-japan/output/lancet_rh_wp/LRH_manuscript_EN.docx
@@ -1227,46 +1227,20 @@
     </w:p>
     <w:p>
       <w:pPr>
+        <w:spacing w:before="480" w:after="120"/>
         <w:jc w:val="center"/>
       </w:pPr>
       <w:r>
-        <w:drawing>
-          <wp:inline xmlns:a="http://schemas.openxmlformats.org/drawingml/2006/main" xmlns:pic="http://schemas.openxmlformats.org/drawingml/2006/picture">
-            <wp:extent cx="5029200" cy="2180374"/>
-            <wp:docPr id="1" name="Picture 1"/>
-            <wp:cNvGraphicFramePr>
-              <a:graphicFrameLocks noChangeAspect="1"/>
-            </wp:cNvGraphicFramePr>
-            <a:graphic>
-              <a:graphicData uri="http://schemas.openxmlformats.org/drawingml/2006/picture">
-                <pic:pic>
-                  <pic:nvPicPr>
-                    <pic:cNvPr id="0" name="fig1_neuropathic_unadjusted_en.png"/>
-                    <pic:cNvPicPr/>
-                  </pic:nvPicPr>
-                  <pic:blipFill>
-                    <a:blip r:embed="rId10"/>
-                    <a:stretch>
-                      <a:fillRect/>
-                    </a:stretch>
-                  </pic:blipFill>
-                  <pic:spPr>
-                    <a:xfrm>
-                      <a:off x="0" y="0"/>
-                      <a:ext cx="5029200" cy="2180374"/>
-                    </a:xfrm>
-                    <a:prstGeom prst="rect"/>
-                  </pic:spPr>
-                </pic:pic>
-              </a:graphicData>
-            </a:graphic>
-          </wp:inline>
-        </w:drawing>
+        <w:rPr>
+          <w:color w:val="808080"/>
+          <w:sz w:val="20"/>
+        </w:rPr>
+        <w:t>[Insert Figure 1 here]</w:t>
       </w:r>
     </w:p>
     <w:p>
       <w:pPr>
-        <w:spacing w:before="280" w:after="240"/>
+        <w:spacing w:before="120" w:after="240"/>
       </w:pPr>
       <w:r>
         <w:rPr>
@@ -1301,46 +1275,20 @@
     </w:p>
     <w:p>
       <w:pPr>
+        <w:spacing w:before="480" w:after="120"/>
         <w:jc w:val="center"/>
       </w:pPr>
       <w:r>
-        <w:drawing>
-          <wp:inline xmlns:a="http://schemas.openxmlformats.org/drawingml/2006/main" xmlns:pic="http://schemas.openxmlformats.org/drawingml/2006/picture">
-            <wp:extent cx="5029200" cy="4523868"/>
-            <wp:docPr id="2" name="Picture 2"/>
-            <wp:cNvGraphicFramePr>
-              <a:graphicFrameLocks noChangeAspect="1"/>
-            </wp:cNvGraphicFramePr>
-            <a:graphic>
-              <a:graphicData uri="http://schemas.openxmlformats.org/drawingml/2006/picture">
-                <pic:pic>
-                  <pic:nvPicPr>
-                    <pic:cNvPr id="0" name="fig2_confounder_correlations_en.png"/>
-                    <pic:cNvPicPr/>
-                  </pic:nvPicPr>
-                  <pic:blipFill>
-                    <a:blip r:embed="rId11"/>
-                    <a:stretch>
-                      <a:fillRect/>
-                    </a:stretch>
-                  </pic:blipFill>
-                  <pic:spPr>
-                    <a:xfrm>
-                      <a:off x="0" y="0"/>
-                      <a:ext cx="5029200" cy="4523868"/>
-                    </a:xfrm>
-                    <a:prstGeom prst="rect"/>
-                  </pic:spPr>
-                </pic:pic>
-              </a:graphicData>
-            </a:graphic>
-          </wp:inline>
-        </w:drawing>
+        <w:rPr>
+          <w:color w:val="808080"/>
+          <w:sz w:val="20"/>
+        </w:rPr>
+        <w:t>[Insert Figure 2 here]</w:t>
       </w:r>
     </w:p>
     <w:p>
       <w:pPr>
-        <w:spacing w:before="280" w:after="240"/>
+        <w:spacing w:before="120" w:after="240"/>
       </w:pPr>
       <w:r>
         <w:rPr>
@@ -1813,46 +1761,20 @@
     </w:p>
     <w:p>
       <w:pPr>
+        <w:spacing w:before="480" w:after="120"/>
         <w:jc w:val="center"/>
       </w:pPr>
       <w:r>
-        <w:drawing>
-          <wp:inline xmlns:a="http://schemas.openxmlformats.org/drawingml/2006/main" xmlns:pic="http://schemas.openxmlformats.org/drawingml/2006/picture">
-            <wp:extent cx="5029200" cy="2182483"/>
-            <wp:docPr id="3" name="Picture 3"/>
-            <wp:cNvGraphicFramePr>
-              <a:graphicFrameLocks noChangeAspect="1"/>
-            </wp:cNvGraphicFramePr>
-            <a:graphic>
-              <a:graphicData uri="http://schemas.openxmlformats.org/drawingml/2006/picture">
-                <pic:pic>
-                  <pic:nvPicPr>
-                    <pic:cNvPr id="0" name="fig4_region_unadj_vs_adj_en.png"/>
-                    <pic:cNvPicPr/>
-                  </pic:nvPicPr>
-                  <pic:blipFill>
-                    <a:blip r:embed="rId12"/>
-                    <a:stretch>
-                      <a:fillRect/>
-                    </a:stretch>
-                  </pic:blipFill>
-                  <pic:spPr>
-                    <a:xfrm>
-                      <a:off x="0" y="0"/>
-                      <a:ext cx="5029200" cy="2182483"/>
-                    </a:xfrm>
-                    <a:prstGeom prst="rect"/>
-                  </pic:spPr>
-                </pic:pic>
-              </a:graphicData>
-            </a:graphic>
-          </wp:inline>
-        </w:drawing>
+        <w:rPr>
+          <w:color w:val="808080"/>
+          <w:sz w:val="20"/>
+        </w:rPr>
+        <w:t>[Insert Figure 3 here]</w:t>
       </w:r>
     </w:p>
     <w:p>
       <w:pPr>
-        <w:spacing w:before="280" w:after="240"/>
+        <w:spacing w:before="120" w:after="240"/>
       </w:pPr>
       <w:r>
         <w:rPr>
